--- a/mon/toan/khbd/lop10/KHBD_TOAN10_STEM_Bai4_HeBPT_KhauPhanAn_T12-14_HoaNhap.docx
+++ b/mon/toan/khbd/lop10/KHBD_TOAN10_STEM_Bai4_HeBPT_KhauPhanAn_T12-14_HoaNhap.docx
@@ -140,7 +140,7 @@
           <w:color w:val="C00000"/>
           <w:sz w:val="26"/>
         </w:rPr>
-        <w:t>(KHBD hoà nhập dùng chung. Phạm vi áp dụng: Lớp 10……: 01 HS khuyết tật nghe – nói (nặng) · Lớp 10……: 01 HS khuyết tật máu (nặng) · Các lớp khác: dạy theo phần chung, bỏ qua phần điều chỉnh HSKT.)</w:t>
+        <w:t>(KHBD hoà nhập dùng chung. Phạm vi áp dụng: Lớp 10A7: 01 HS khuyết tật nghe – nói (câm điếc, nặng) · Lớp 10A4: 01 HS khuyết tật máu (nặng) · Các lớp khác: dạy theo phần chung, bỏ qua phần điều chỉnh HSKT.)</w:t>
       </w:r>
     </w:p>
     <w:p>

--- a/mon/toan/khbd/lop10/KHBD_TOAN10_STEM_Bai4_HeBPT_KhauPhanAn_T12-14_HoaNhap.docx
+++ b/mon/toan/khbd/lop10/KHBD_TOAN10_STEM_Bai4_HeBPT_KhauPhanAn_T12-14_HoaNhap.docx
@@ -122,8 +122,8 @@
           <w:b/>
           <w:bCs/>
           <w:color w:val="FF0000"/>
-          <w:sz w:val="28"/>
-          <w:szCs w:val="28"/>
+          <w:sz w:val="24"/>
+          <w:szCs w:val="24"/>
         </w:rPr>
         <w:t>KẾ HOẠCH BÀI DẠY STEM MÔN TOÁN LỚP 10</w:t>
       </w:r>
@@ -135,10 +135,10 @@
       </w:pPr>
       <w:r>
         <w:rPr>
-          <w:rFonts w:ascii="Times New Roman" w:hAnsi="Times New Roman" w:eastAsia="Times New Roman"/>
+          <w:rFonts w:ascii="Times New Roman" w:hAnsi="Times New Roman" w:eastAsia="Times New Roman" w:cs="Times New Roman"/>
           <w:i/>
           <w:color w:val="C00000"/>
-          <w:sz w:val="26"/>
+          <w:sz w:val="24"/>
         </w:rPr>
         <w:t>(KHBD hoà nhập dùng chung. Phạm vi áp dụng: Lớp 10A7: 01 HS khuyết tật nghe – nói (câm điếc, nặng) · Lớp 10A4: 01 HS khuyết tật máu (nặng) · Các lớp khác: dạy theo phần chung, bỏ qua phần điều chỉnh HSKT.)</w:t>
       </w:r>
@@ -1019,9 +1019,9 @@
       </w:pPr>
       <w:r>
         <w:rPr>
-          <w:rFonts w:ascii="Times New Roman" w:hAnsi="Times New Roman" w:eastAsia="Times New Roman"/>
+          <w:rFonts w:ascii="Times New Roman" w:hAnsi="Times New Roman" w:eastAsia="Times New Roman" w:cs="Times New Roman"/>
           <w:b/>
-          <w:sz w:val="26"/>
+          <w:sz w:val="24"/>
         </w:rPr>
         <w:t>4. Mục tiêu đối với học sinh khuyết tật hoà nhập</w:t>
       </w:r>
@@ -1034,24 +1034,24 @@
       </w:pPr>
       <w:r>
         <w:rPr>
-          <w:rFonts w:ascii="Times New Roman" w:hAnsi="Times New Roman" w:eastAsia="Times New Roman"/>
-          <w:sz w:val="26"/>
+          <w:rFonts w:ascii="Times New Roman" w:hAnsi="Times New Roman" w:eastAsia="Times New Roman" w:cs="Times New Roman"/>
+          <w:sz w:val="24"/>
         </w:rPr>
         <w:t>-</w:t>
         <w:tab/>
       </w:r>
       <w:r>
         <w:rPr>
-          <w:rFonts w:ascii="Times New Roman" w:hAnsi="Times New Roman" w:eastAsia="Times New Roman"/>
+          <w:rFonts w:ascii="Times New Roman" w:hAnsi="Times New Roman" w:eastAsia="Times New Roman" w:cs="Times New Roman"/>
           <w:b/>
-          <w:sz w:val="26"/>
+          <w:sz w:val="24"/>
         </w:rPr>
         <w:t>Yêu cầu chung:</w:t>
       </w:r>
       <w:r>
         <w:rPr>
-          <w:rFonts w:ascii="Times New Roman" w:hAnsi="Times New Roman" w:eastAsia="Times New Roman"/>
-          <w:sz w:val="26"/>
+          <w:rFonts w:ascii="Times New Roman" w:hAnsi="Times New Roman" w:eastAsia="Times New Roman" w:cs="Times New Roman"/>
+          <w:sz w:val="24"/>
         </w:rPr>
         <w:t xml:space="preserve"> Biểu diễn miền nghiệm hệ bất phương trình bậc nhất hai ẩn; tìm giá trị lớn nhất, nhỏ nhất của biểu thức </w:t>
       </w:r>
@@ -1062,8 +1062,8 @@
       </m:oMath>
       <w:r>
         <w:rPr>
-          <w:rFonts w:ascii="Times New Roman" w:hAnsi="Times New Roman" w:eastAsia="Times New Roman"/>
-          <w:sz w:val="26"/>
+          <w:rFonts w:ascii="Times New Roman" w:hAnsi="Times New Roman" w:eastAsia="Times New Roman" w:cs="Times New Roman"/>
+          <w:sz w:val="24"/>
         </w:rPr>
         <w:t xml:space="preserve"> trên miền đa giác để chọn khẩu phần (mức Nhận biết – Thông hiểu).</w:t>
       </w:r>
@@ -1076,24 +1076,24 @@
       </w:pPr>
       <w:r>
         <w:rPr>
-          <w:rFonts w:ascii="Times New Roman" w:hAnsi="Times New Roman" w:eastAsia="Times New Roman"/>
-          <w:sz w:val="26"/>
+          <w:rFonts w:ascii="Times New Roman" w:hAnsi="Times New Roman" w:eastAsia="Times New Roman" w:cs="Times New Roman"/>
+          <w:sz w:val="24"/>
         </w:rPr>
         <w:t>-</w:t>
         <w:tab/>
       </w:r>
       <w:r>
         <w:rPr>
-          <w:rFonts w:ascii="Times New Roman" w:hAnsi="Times New Roman" w:eastAsia="Times New Roman"/>
+          <w:rFonts w:ascii="Times New Roman" w:hAnsi="Times New Roman" w:eastAsia="Times New Roman" w:cs="Times New Roman"/>
           <w:b/>
-          <w:sz w:val="26"/>
+          <w:sz w:val="24"/>
         </w:rPr>
         <w:t>Khuyết tật nghe – nói (nặng)</w:t>
       </w:r>
       <w:r>
         <w:rPr>
-          <w:rFonts w:ascii="Times New Roman" w:hAnsi="Times New Roman" w:eastAsia="Times New Roman"/>
-          <w:sz w:val="26"/>
+          <w:rFonts w:ascii="Times New Roman" w:hAnsi="Times New Roman" w:eastAsia="Times New Roman" w:cs="Times New Roman"/>
+          <w:sz w:val="24"/>
         </w:rPr>
         <w:t xml:space="preserve"> (điếc câm/khiếm thính, hạn chế ngôn ngữ nói; thị giác nhạy bén, khéo tay, vẽ hình và bấm máy tính tốt, học tốt theo bài giải mẫu; không nghe lời giảng, vốn từ hạn chế, khó đọc bài toán lời văn dài, không trả lời vấn đáp bằng lời): Thiết kế bảng thực đơn trực quan bằng hình ảnh, số liệu; tính toán chi phí cùng nhóm qua giấy nháp.</w:t>
       </w:r>
@@ -1106,24 +1106,24 @@
       </w:pPr>
       <w:r>
         <w:rPr>
-          <w:rFonts w:ascii="Times New Roman" w:hAnsi="Times New Roman" w:eastAsia="Times New Roman"/>
-          <w:sz w:val="26"/>
+          <w:rFonts w:ascii="Times New Roman" w:hAnsi="Times New Roman" w:eastAsia="Times New Roman" w:cs="Times New Roman"/>
+          <w:sz w:val="24"/>
         </w:rPr>
         <w:t>-</w:t>
         <w:tab/>
       </w:r>
       <w:r>
         <w:rPr>
-          <w:rFonts w:ascii="Times New Roman" w:hAnsi="Times New Roman" w:eastAsia="Times New Roman"/>
+          <w:rFonts w:ascii="Times New Roman" w:hAnsi="Times New Roman" w:eastAsia="Times New Roman" w:cs="Times New Roman"/>
           <w:b/>
-          <w:sz w:val="26"/>
+          <w:sz w:val="24"/>
         </w:rPr>
         <w:t>Khuyết tật máu (nặng)</w:t>
       </w:r>
       <w:r>
         <w:rPr>
-          <w:rFonts w:ascii="Times New Roman" w:hAnsi="Times New Roman" w:eastAsia="Times New Roman"/>
-          <w:sz w:val="26"/>
+          <w:rFonts w:ascii="Times New Roman" w:hAnsi="Times New Roman" w:eastAsia="Times New Roman" w:cs="Times New Roman"/>
+          <w:sz w:val="24"/>
         </w:rPr>
         <w:t xml:space="preserve"> (Thalassemia/Hemophilia; trí tuệ, giác quan bình thường; thiếu máu mạn tính – dễ mệt, choáng; dễ bầm tím, chảy máu, sưng khớp khi va chạm; nghỉ học định kì 2 – 5 ngày/tháng để điều trị): Kiểm tra cặp số có thuộc miền nghiệm; tính toán khẩu phần gắn với chế độ ăn thực tế của HS (thực đơn tốt cho người bệnh máu); miễn mọi thao tác dùng dao, kéo, bếp.</w:t>
       </w:r>
@@ -1136,16 +1136,16 @@
       </w:pPr>
       <w:r>
         <w:rPr>
-          <w:rFonts w:ascii="Times New Roman" w:hAnsi="Times New Roman" w:eastAsia="Times New Roman"/>
-          <w:sz w:val="26"/>
+          <w:rFonts w:ascii="Times New Roman" w:hAnsi="Times New Roman" w:eastAsia="Times New Roman" w:cs="Times New Roman"/>
+          <w:sz w:val="24"/>
         </w:rPr>
         <w:t>-</w:t>
         <w:tab/>
       </w:r>
       <w:r>
         <w:rPr>
-          <w:rFonts w:ascii="Times New Roman" w:hAnsi="Times New Roman" w:eastAsia="Times New Roman"/>
-          <w:sz w:val="26"/>
+          <w:rFonts w:ascii="Times New Roman" w:hAnsi="Times New Roman" w:eastAsia="Times New Roman" w:cs="Times New Roman"/>
+          <w:sz w:val="24"/>
         </w:rPr>
         <w:t>Theo dõi riêng từng em ở Kế hoạch dạy học học sinh khuyết tật (kế hoạch giáo dục cá nhân) năm học 2026 – 2027 trong hồ sơ tổ chuyên môn.</w:t>
       </w:r>
@@ -1681,9 +1681,9 @@
       </w:pPr>
       <w:r>
         <w:rPr>
-          <w:rFonts w:ascii="Times New Roman" w:hAnsi="Times New Roman" w:eastAsia="Times New Roman"/>
+          <w:rFonts w:ascii="Times New Roman" w:hAnsi="Times New Roman" w:eastAsia="Times New Roman" w:cs="Times New Roman"/>
           <w:b/>
-          <w:sz w:val="26"/>
+          <w:sz w:val="24"/>
         </w:rPr>
         <w:t>3. Thiết kế phổ quát (áp dụng cho cả lớp) và thiết bị hỗ trợ HSKT</w:t>
       </w:r>
@@ -1696,16 +1696,16 @@
       </w:pPr>
       <w:r>
         <w:rPr>
-          <w:rFonts w:ascii="Times New Roman" w:hAnsi="Times New Roman" w:eastAsia="Times New Roman"/>
-          <w:sz w:val="26"/>
+          <w:rFonts w:ascii="Times New Roman" w:hAnsi="Times New Roman" w:eastAsia="Times New Roman" w:cs="Times New Roman"/>
+          <w:sz w:val="24"/>
         </w:rPr>
         <w:t>-</w:t>
         <w:tab/>
       </w:r>
       <w:r>
         <w:rPr>
-          <w:rFonts w:ascii="Times New Roman" w:hAnsi="Times New Roman" w:eastAsia="Times New Roman"/>
-          <w:sz w:val="26"/>
+          <w:rFonts w:ascii="Times New Roman" w:hAnsi="Times New Roman" w:eastAsia="Times New Roman" w:cs="Times New Roman"/>
+          <w:sz w:val="24"/>
         </w:rPr>
         <w:t>Mọi định nghĩa, công thức, kết luận, dặn dò bài tập và lịch kiểm tra đều được viết lên bảng hoặc slide (không chỉ nói miệng); GV không quay lưng vào bảng khi giảng; gạch chân từ khoá bằng phấn màu.</w:t>
       </w:r>
@@ -1718,16 +1718,16 @@
       </w:pPr>
       <w:r>
         <w:rPr>
-          <w:rFonts w:ascii="Times New Roman" w:hAnsi="Times New Roman" w:eastAsia="Times New Roman"/>
-          <w:sz w:val="26"/>
+          <w:rFonts w:ascii="Times New Roman" w:hAnsi="Times New Roman" w:eastAsia="Times New Roman" w:cs="Times New Roman"/>
+          <w:sz w:val="24"/>
         </w:rPr>
         <w:t>-</w:t>
         <w:tab/>
       </w:r>
       <w:r>
         <w:rPr>
-          <w:rFonts w:ascii="Times New Roman" w:hAnsi="Times New Roman" w:eastAsia="Times New Roman"/>
-          <w:sz w:val="26"/>
+          <w:rFonts w:ascii="Times New Roman" w:hAnsi="Times New Roman" w:eastAsia="Times New Roman" w:cs="Times New Roman"/>
+          <w:sz w:val="24"/>
         </w:rPr>
         <w:t>Phiếu học tập in sẵn đề, hệ trục toạ độ, hình vẽ có ghi sẵn số đo (HS không phải chép đề, kẻ vẽ); mỗi dạng toán mới có 01 "ví dụ giải mẫu từng bước" kèm mũi tên chỉ dẫn thay số.</w:t>
       </w:r>
@@ -1740,16 +1740,16 @@
       </w:pPr>
       <w:r>
         <w:rPr>
-          <w:rFonts w:ascii="Times New Roman" w:hAnsi="Times New Roman" w:eastAsia="Times New Roman"/>
-          <w:sz w:val="26"/>
+          <w:rFonts w:ascii="Times New Roman" w:hAnsi="Times New Roman" w:eastAsia="Times New Roman" w:cs="Times New Roman"/>
+          <w:sz w:val="24"/>
         </w:rPr>
         <w:t>-</w:t>
         <w:tab/>
       </w:r>
       <w:r>
         <w:rPr>
-          <w:rFonts w:ascii="Times New Roman" w:hAnsi="Times New Roman" w:eastAsia="Times New Roman"/>
-          <w:sz w:val="26"/>
+          <w:rFonts w:ascii="Times New Roman" w:hAnsi="Times New Roman" w:eastAsia="Times New Roman" w:cs="Times New Roman"/>
+          <w:sz w:val="24"/>
         </w:rPr>
         <w:t>Bài toán có lời văn dài được tóm tắt dữ kiện bằng kí hiệu, sơ đồ, hình vẽ trước khi giải – vừa giúp HS hạn chế ngôn ngữ, vừa rèn kĩ năng mô hình hoá cho cả lớp.</w:t>
       </w:r>
@@ -1762,16 +1762,16 @@
       </w:pPr>
       <w:r>
         <w:rPr>
-          <w:rFonts w:ascii="Times New Roman" w:hAnsi="Times New Roman" w:eastAsia="Times New Roman"/>
-          <w:sz w:val="26"/>
+          <w:rFonts w:ascii="Times New Roman" w:hAnsi="Times New Roman" w:eastAsia="Times New Roman" w:cs="Times New Roman"/>
+          <w:sz w:val="24"/>
         </w:rPr>
         <w:t>-</w:t>
         <w:tab/>
       </w:r>
       <w:r>
         <w:rPr>
-          <w:rFonts w:ascii="Times New Roman" w:hAnsi="Times New Roman" w:eastAsia="Times New Roman"/>
-          <w:sz w:val="26"/>
+          <w:rFonts w:ascii="Times New Roman" w:hAnsi="Times New Roman" w:eastAsia="Times New Roman" w:cs="Times New Roman"/>
+          <w:sz w:val="24"/>
         </w:rPr>
         <w:t>Chấp nhận nhiều cách thể hiện kết quả: viết lên bảng, bảng con, vở, phiếu, trình bày tại chỗ; giao tiếp bằng chữ viết hoặc ứng dụng chuyển giọng nói thành chữ (Live Transcribe) khi cần.</w:t>
       </w:r>
@@ -1784,16 +1784,16 @@
       </w:pPr>
       <w:r>
         <w:rPr>
-          <w:rFonts w:ascii="Times New Roman" w:hAnsi="Times New Roman" w:eastAsia="Times New Roman"/>
-          <w:sz w:val="26"/>
+          <w:rFonts w:ascii="Times New Roman" w:hAnsi="Times New Roman" w:eastAsia="Times New Roman" w:cs="Times New Roman"/>
+          <w:sz w:val="24"/>
         </w:rPr>
         <w:t>-</w:t>
         <w:tab/>
       </w:r>
       <w:r>
         <w:rPr>
-          <w:rFonts w:ascii="Times New Roman" w:hAnsi="Times New Roman" w:eastAsia="Times New Roman"/>
-          <w:sz w:val="26"/>
+          <w:rFonts w:ascii="Times New Roman" w:hAnsi="Times New Roman" w:eastAsia="Times New Roman" w:cs="Times New Roman"/>
+          <w:sz w:val="24"/>
         </w:rPr>
         <w:t>Bảng công thức trọng tâm của bài đặt tại bàn; hướng dẫn dùng máy tính cầm tay để giảm tính tay dài dòng.</w:t>
       </w:r>
@@ -1806,16 +1806,16 @@
       </w:pPr>
       <w:r>
         <w:rPr>
-          <w:rFonts w:ascii="Times New Roman" w:hAnsi="Times New Roman" w:eastAsia="Times New Roman"/>
-          <w:sz w:val="26"/>
+          <w:rFonts w:ascii="Times New Roman" w:hAnsi="Times New Roman" w:eastAsia="Times New Roman" w:cs="Times New Roman"/>
+          <w:sz w:val="24"/>
         </w:rPr>
         <w:t>-</w:t>
         <w:tab/>
       </w:r>
       <w:r>
         <w:rPr>
-          <w:rFonts w:ascii="Times New Roman" w:hAnsi="Times New Roman" w:eastAsia="Times New Roman"/>
-          <w:sz w:val="26"/>
+          <w:rFonts w:ascii="Times New Roman" w:hAnsi="Times New Roman" w:eastAsia="Times New Roman" w:cs="Times New Roman"/>
+          <w:sz w:val="24"/>
         </w:rPr>
         <w:t>Sau mỗi 15 – 20 phút chuyển hoạt động ngắn; lớp học thoáng, lối đi rộng; gửi trước phiếu tóm tắt và bài giải mẫu lên nhóm lớp (Zalo) để HS xem lại hoặc học bù.</w:t>
       </w:r>
@@ -1828,24 +1828,24 @@
       </w:pPr>
       <w:r>
         <w:rPr>
-          <w:rFonts w:ascii="Times New Roman" w:hAnsi="Times New Roman" w:eastAsia="Times New Roman"/>
-          <w:sz w:val="26"/>
+          <w:rFonts w:ascii="Times New Roman" w:hAnsi="Times New Roman" w:eastAsia="Times New Roman" w:cs="Times New Roman"/>
+          <w:sz w:val="24"/>
         </w:rPr>
         <w:t>-</w:t>
         <w:tab/>
       </w:r>
       <w:r>
         <w:rPr>
-          <w:rFonts w:ascii="Times New Roman" w:hAnsi="Times New Roman" w:eastAsia="Times New Roman"/>
+          <w:rFonts w:ascii="Times New Roman" w:hAnsi="Times New Roman" w:eastAsia="Times New Roman" w:cs="Times New Roman"/>
           <w:b/>
-          <w:sz w:val="26"/>
+          <w:sz w:val="24"/>
         </w:rPr>
         <w:t>Khuyết tật nghe – nói (nặng):</w:t>
       </w:r>
       <w:r>
         <w:rPr>
-          <w:rFonts w:ascii="Times New Roman" w:hAnsi="Times New Roman" w:eastAsia="Times New Roman"/>
-          <w:sz w:val="26"/>
+          <w:rFonts w:ascii="Times New Roman" w:hAnsi="Times New Roman" w:eastAsia="Times New Roman" w:cs="Times New Roman"/>
+          <w:sz w:val="24"/>
         </w:rPr>
         <w:t xml:space="preserve"> Bàn đầu, nhìn bao quát bảng, màn hình và khuôn mặt GV; bảng con, bút lông; điện thoại cài ứng dụng chuyển giọng nói thành chữ; thẻ màu Đúng (xanh) – Sai (đỏ); bạn cùng bàn viết chữ rõ hỗ trợ trao đổi bằng giấy.</w:t>
       </w:r>
@@ -1858,24 +1858,24 @@
       </w:pPr>
       <w:r>
         <w:rPr>
-          <w:rFonts w:ascii="Times New Roman" w:hAnsi="Times New Roman" w:eastAsia="Times New Roman"/>
-          <w:sz w:val="26"/>
+          <w:rFonts w:ascii="Times New Roman" w:hAnsi="Times New Roman" w:eastAsia="Times New Roman" w:cs="Times New Roman"/>
+          <w:sz w:val="24"/>
         </w:rPr>
         <w:t>-</w:t>
         <w:tab/>
       </w:r>
       <w:r>
         <w:rPr>
-          <w:rFonts w:ascii="Times New Roman" w:hAnsi="Times New Roman" w:eastAsia="Times New Roman"/>
+          <w:rFonts w:ascii="Times New Roman" w:hAnsi="Times New Roman" w:eastAsia="Times New Roman" w:cs="Times New Roman"/>
           <w:b/>
-          <w:sz w:val="26"/>
+          <w:sz w:val="24"/>
         </w:rPr>
         <w:t>Khuyết tật máu (nặng):</w:t>
       </w:r>
       <w:r>
         <w:rPr>
-          <w:rFonts w:ascii="Times New Roman" w:hAnsi="Times New Roman" w:eastAsia="Times New Roman"/>
-          <w:sz w:val="26"/>
+          <w:rFonts w:ascii="Times New Roman" w:hAnsi="Times New Roman" w:eastAsia="Times New Roman" w:cs="Times New Roman"/>
+          <w:sz w:val="24"/>
         </w:rPr>
         <w:t xml:space="preserve"> Bàn đầu hoặc gần cửa, thoáng, lối đi rộng (tránh va quệt cạnh bàn); được mang nước ấm, nghỉ gục tại bàn hoặc xuống phòng Y tế khi mệt; bạn cùng bàn ghi chép giúp khi HS mệt hoặc vắng; GV nắm lịch điều trị định kì.</w:t>
       </w:r>
@@ -3653,18 +3653,18 @@
       </w:pPr>
       <w:r>
         <w:rPr>
-          <w:rFonts w:ascii="Times New Roman" w:hAnsi="Times New Roman" w:eastAsia="Times New Roman"/>
+          <w:rFonts w:ascii="Times New Roman" w:hAnsi="Times New Roman" w:eastAsia="Times New Roman" w:cs="Times New Roman"/>
           <w:b/>
           <w:color w:val="1F3864"/>
-          <w:sz w:val="26"/>
+          <w:sz w:val="24"/>
         </w:rPr>
         <w:t>Điều chỉnh HSKT</w:t>
       </w:r>
       <w:r>
         <w:rPr>
-          <w:rFonts w:ascii="Times New Roman" w:hAnsi="Times New Roman" w:eastAsia="Times New Roman"/>
+          <w:rFonts w:ascii="Times New Roman" w:hAnsi="Times New Roman" w:eastAsia="Times New Roman" w:cs="Times New Roman"/>
           <w:color w:val="1F3864"/>
-          <w:sz w:val="26"/>
+          <w:sz w:val="24"/>
         </w:rPr>
         <w:t xml:space="preserve"> (Ma trận – dòng HĐ1): KT nghe – nói: Nhiệm vụ STEM và 5 tiêu chí viết đầy đủ trên slide/phiếu; HS ghi dự đoán bằng chữ. · KT máu: Tham gia tại bàn; liên hệ nhu cầu dinh dưỡng của bản thân (theo tư vấn y tế).</w:t>
       </w:r>
@@ -13467,18 +13467,18 @@
       </w:pPr>
       <w:r>
         <w:rPr>
-          <w:rFonts w:ascii="Times New Roman" w:hAnsi="Times New Roman" w:eastAsia="Times New Roman"/>
+          <w:rFonts w:ascii="Times New Roman" w:hAnsi="Times New Roman" w:eastAsia="Times New Roman" w:cs="Times New Roman"/>
           <w:b/>
           <w:color w:val="1F3864"/>
-          <w:sz w:val="26"/>
+          <w:sz w:val="24"/>
         </w:rPr>
         <w:t>Điều chỉnh HSKT</w:t>
       </w:r>
       <w:r>
         <w:rPr>
-          <w:rFonts w:ascii="Times New Roman" w:hAnsi="Times New Roman" w:eastAsia="Times New Roman"/>
+          <w:rFonts w:ascii="Times New Roman" w:hAnsi="Times New Roman" w:eastAsia="Times New Roman" w:cs="Times New Roman"/>
           <w:color w:val="1F3864"/>
-          <w:sz w:val="26"/>
+          <w:sz w:val="24"/>
         </w:rPr>
         <w:t xml:space="preserve"> (Ma trận – dòng HĐ2): KT nghe – nói: Phiếu hướng dẫn 3 bước vẽ miền nghiệm bằng hình; HS vẽ miền nghiệm, GeoGebra; ví dụ khẩu phần mẫu giải từng bước. · KT máu: Hệ trục và miền nghiệm in sẵn; HS tính giá trị </w:t>
       </w:r>
@@ -13489,9 +13489,9 @@
       </m:oMath>
       <w:r>
         <w:rPr>
-          <w:rFonts w:ascii="Times New Roman" w:hAnsi="Times New Roman" w:eastAsia="Times New Roman"/>
+          <w:rFonts w:ascii="Times New Roman" w:hAnsi="Times New Roman" w:eastAsia="Times New Roman" w:cs="Times New Roman"/>
           <w:color w:val="1F3864"/>
-          <w:sz w:val="26"/>
+          <w:sz w:val="24"/>
         </w:rPr>
         <w:t xml:space="preserve"> tại các đỉnh bằng máy tính cầm tay.</w:t>
       </w:r>
@@ -14167,18 +14167,18 @@
       </w:pPr>
       <w:r>
         <w:rPr>
-          <w:rFonts w:ascii="Times New Roman" w:hAnsi="Times New Roman" w:eastAsia="Times New Roman"/>
+          <w:rFonts w:ascii="Times New Roman" w:hAnsi="Times New Roman" w:eastAsia="Times New Roman" w:cs="Times New Roman"/>
           <w:b/>
           <w:color w:val="1F3864"/>
-          <w:sz w:val="26"/>
+          <w:sz w:val="24"/>
         </w:rPr>
         <w:t>Điều chỉnh HSKT</w:t>
       </w:r>
       <w:r>
         <w:rPr>
-          <w:rFonts w:ascii="Times New Roman" w:hAnsi="Times New Roman" w:eastAsia="Times New Roman"/>
+          <w:rFonts w:ascii="Times New Roman" w:hAnsi="Times New Roman" w:eastAsia="Times New Roman" w:cs="Times New Roman"/>
           <w:color w:val="1F3864"/>
-          <w:sz w:val="26"/>
+          <w:sz w:val="24"/>
         </w:rPr>
         <w:t xml:space="preserve"> (Ma trận – dòng HĐ3): KT nghe – nói: Giao HS vẽ, trang trí bảng thực đơn và bản thiết kế; trao đổi với nhóm bằng giấy, bảng con. · KT máu: Thiết kế thực đơn phù hợp bệnh lí (hạn chế sắt hoặc bổ sung vi chất theo chỉ định); vai trò tính toán chi phí, dinh dưỡng.</w:t>
       </w:r>
@@ -16073,18 +16073,18 @@
       </w:pPr>
       <w:r>
         <w:rPr>
-          <w:rFonts w:ascii="Times New Roman" w:hAnsi="Times New Roman" w:eastAsia="Times New Roman"/>
+          <w:rFonts w:ascii="Times New Roman" w:hAnsi="Times New Roman" w:eastAsia="Times New Roman" w:cs="Times New Roman"/>
           <w:b/>
           <w:color w:val="1F3864"/>
-          <w:sz w:val="26"/>
+          <w:sz w:val="24"/>
         </w:rPr>
         <w:t>Điều chỉnh HSKT</w:t>
       </w:r>
       <w:r>
         <w:rPr>
-          <w:rFonts w:ascii="Times New Roman" w:hAnsi="Times New Roman" w:eastAsia="Times New Roman"/>
+          <w:rFonts w:ascii="Times New Roman" w:hAnsi="Times New Roman" w:eastAsia="Times New Roman" w:cs="Times New Roman"/>
           <w:color w:val="1F3864"/>
-          <w:sz w:val="26"/>
+          <w:sz w:val="24"/>
         </w:rPr>
         <w:t xml:space="preserve"> (Ma trận – dòng HĐ4): KT nghe – nói: Phụ trách poster thực đơn, ảnh minh hoạ, bảng tính chi phí; nhóm thống nhất phân công bằng văn bản. · KT máu: Miễn hoàn toàn mua sắm, cân, chế biến dùng dao, bếp; phụ trách bảng tính chi phí – dinh dưỡng, slide báo cáo.</w:t>
       </w:r>
@@ -18028,18 +18028,18 @@
       </w:pPr>
       <w:r>
         <w:rPr>
-          <w:rFonts w:ascii="Times New Roman" w:hAnsi="Times New Roman" w:eastAsia="Times New Roman"/>
+          <w:rFonts w:ascii="Times New Roman" w:hAnsi="Times New Roman" w:eastAsia="Times New Roman" w:cs="Times New Roman"/>
           <w:b/>
           <w:color w:val="1F3864"/>
-          <w:sz w:val="26"/>
+          <w:sz w:val="24"/>
         </w:rPr>
         <w:t>Điều chỉnh HSKT</w:t>
       </w:r>
       <w:r>
         <w:rPr>
-          <w:rFonts w:ascii="Times New Roman" w:hAnsi="Times New Roman" w:eastAsia="Times New Roman"/>
+          <w:rFonts w:ascii="Times New Roman" w:hAnsi="Times New Roman" w:eastAsia="Times New Roman" w:cs="Times New Roman"/>
           <w:color w:val="1F3864"/>
-          <w:sz w:val="26"/>
+          <w:sz w:val="24"/>
         </w:rPr>
         <w:t xml:space="preserve"> (Ma trận – dòng HĐ5): KT nghe – nói: Miễn thuyết trình bằng lời; trình bày bằng poster, slide có chữ; bạn đọc phần thuyết minh; câu hỏi của lớp viết lên giấy. · KT máu: Trình bày ngắn tại chỗ; được ngồi khi báo cáo.</w:t>
       </w:r>
@@ -18171,18 +18171,18 @@
       </w:pPr>
       <w:r>
         <w:rPr>
-          <w:rFonts w:ascii="Times New Roman" w:hAnsi="Times New Roman" w:eastAsia="Times New Roman"/>
+          <w:rFonts w:ascii="Times New Roman" w:hAnsi="Times New Roman" w:eastAsia="Times New Roman" w:cs="Times New Roman"/>
           <w:b/>
           <w:color w:val="1F3864"/>
-          <w:sz w:val="26"/>
+          <w:sz w:val="24"/>
         </w:rPr>
         <w:t>Điều chỉnh HSKT</w:t>
       </w:r>
       <w:r>
         <w:rPr>
-          <w:rFonts w:ascii="Times New Roman" w:hAnsi="Times New Roman" w:eastAsia="Times New Roman"/>
+          <w:rFonts w:ascii="Times New Roman" w:hAnsi="Times New Roman" w:eastAsia="Times New Roman" w:cs="Times New Roman"/>
           <w:color w:val="1F3864"/>
-          <w:sz w:val="26"/>
+          <w:sz w:val="24"/>
         </w:rPr>
         <w:t xml:space="preserve"> (Ma trận – dòng Củng cố): KT nghe – nói: Bài trắc nghiệm online: HS làm bình thường trên điện thoại (đề chữ, không âm thanh); GV viết lên bảng thời gian làm bài. · KT máu: Bài trắc nghiệm online: làm tại chỗ, được làm ở nhà nếu mệt hoặc đang điều trị.</w:t>
       </w:r>
@@ -24421,9 +24421,9 @@
       </w:pPr>
       <w:r>
         <w:rPr>
-          <w:rFonts w:ascii="Times New Roman" w:hAnsi="Times New Roman" w:eastAsia="Times New Roman"/>
+          <w:rFonts w:ascii="Times New Roman" w:hAnsi="Times New Roman" w:eastAsia="Times New Roman" w:cs="Times New Roman"/>
           <w:b/>
-          <w:sz w:val="26"/>
+          <w:sz w:val="24"/>
         </w:rPr>
         <w:t>Đánh giá đối với học sinh khuyết tật</w:t>
       </w:r>
@@ -24436,16 +24436,16 @@
       </w:pPr>
       <w:r>
         <w:rPr>
-          <w:rFonts w:ascii="Times New Roman" w:hAnsi="Times New Roman" w:eastAsia="Times New Roman"/>
-          <w:sz w:val="26"/>
+          <w:rFonts w:ascii="Times New Roman" w:hAnsi="Times New Roman" w:eastAsia="Times New Roman" w:cs="Times New Roman"/>
+          <w:sz w:val="24"/>
         </w:rPr>
         <w:t>-</w:t>
         <w:tab/>
       </w:r>
       <w:r>
         <w:rPr>
-          <w:rFonts w:ascii="Times New Roman" w:hAnsi="Times New Roman" w:eastAsia="Times New Roman"/>
-          <w:sz w:val="26"/>
+          <w:rFonts w:ascii="Times New Roman" w:hAnsi="Times New Roman" w:eastAsia="Times New Roman" w:cs="Times New Roman"/>
+          <w:sz w:val="24"/>
         </w:rPr>
         <w:t>Đánh giá theo yêu cầu cần đạt đã điều chỉnh (mục I.4), qua phiếu học tập tại bàn, vấn đáp, phần việc trong nhóm (Thông tư 22/2021/TT-BGDĐT).</w:t>
       </w:r>
@@ -24458,24 +24458,24 @@
       </w:pPr>
       <w:r>
         <w:rPr>
-          <w:rFonts w:ascii="Times New Roman" w:hAnsi="Times New Roman" w:eastAsia="Times New Roman"/>
-          <w:sz w:val="26"/>
+          <w:rFonts w:ascii="Times New Roman" w:hAnsi="Times New Roman" w:eastAsia="Times New Roman" w:cs="Times New Roman"/>
+          <w:sz w:val="24"/>
         </w:rPr>
         <w:t>-</w:t>
         <w:tab/>
       </w:r>
       <w:r>
         <w:rPr>
-          <w:rFonts w:ascii="Times New Roman" w:hAnsi="Times New Roman" w:eastAsia="Times New Roman"/>
+          <w:rFonts w:ascii="Times New Roman" w:hAnsi="Times New Roman" w:eastAsia="Times New Roman" w:cs="Times New Roman"/>
           <w:b/>
-          <w:sz w:val="26"/>
+          <w:sz w:val="24"/>
         </w:rPr>
         <w:t>Khuyết tật nghe – nói (nặng):</w:t>
       </w:r>
       <w:r>
         <w:rPr>
-          <w:rFonts w:ascii="Times New Roman" w:hAnsi="Times New Roman" w:eastAsia="Times New Roman"/>
-          <w:sz w:val="26"/>
+          <w:rFonts w:ascii="Times New Roman" w:hAnsi="Times New Roman" w:eastAsia="Times New Roman" w:cs="Times New Roman"/>
+          <w:sz w:val="24"/>
         </w:rPr>
         <w:t xml:space="preserve"> Miễn hoàn toàn vấn đáp bằng lời; đánh giá qua viết lên bảng (khuyến khích, tuyên dương), vở, phiếu học tập, sản phẩm vẽ, STEM; đề ngắn gọn, tường minh, ưu tiên kí hiệu và hình vẽ; mọi hướng dẫn, đính chính trong giờ kiểm tra được viết lên bảng.</w:t>
       </w:r>
@@ -24488,24 +24488,24 @@
       </w:pPr>
       <w:r>
         <w:rPr>
-          <w:rFonts w:ascii="Times New Roman" w:hAnsi="Times New Roman" w:eastAsia="Times New Roman"/>
-          <w:sz w:val="26"/>
+          <w:rFonts w:ascii="Times New Roman" w:hAnsi="Times New Roman" w:eastAsia="Times New Roman" w:cs="Times New Roman"/>
+          <w:sz w:val="24"/>
         </w:rPr>
         <w:t>-</w:t>
         <w:tab/>
       </w:r>
       <w:r>
         <w:rPr>
-          <w:rFonts w:ascii="Times New Roman" w:hAnsi="Times New Roman" w:eastAsia="Times New Roman"/>
+          <w:rFonts w:ascii="Times New Roman" w:hAnsi="Times New Roman" w:eastAsia="Times New Roman" w:cs="Times New Roman"/>
           <w:b/>
-          <w:sz w:val="26"/>
+          <w:sz w:val="24"/>
         </w:rPr>
         <w:t>Khuyết tật máu (nặng):</w:t>
       </w:r>
       <w:r>
         <w:rPr>
-          <w:rFonts w:ascii="Times New Roman" w:hAnsi="Times New Roman" w:eastAsia="Times New Roman"/>
-          <w:sz w:val="26"/>
+          <w:rFonts w:ascii="Times New Roman" w:hAnsi="Times New Roman" w:eastAsia="Times New Roman" w:cs="Times New Roman"/>
+          <w:sz w:val="24"/>
         </w:rPr>
         <w:t xml:space="preserve"> Đánh giá linh hoạt qua vở, phiếu ngắn, hỏi đáp tại chỗ (không bắt đứng lên bảng lâu khi đau khớp, mệt); đề vừa sức (Nhận biết – Thông hiểu), thêm 15 – 20 phút nếu mệt, được nghỉ uống nước; kiểm tra bù nếu trùng lịch nhập viện.</w:t>
       </w:r>
@@ -35527,7 +35527,7 @@
       <w:r>
         <w:rPr>
           <w:i/>
-          <w:sz w:val="20"/>
+          <w:sz w:val="24"/>
         </w:rPr>
         <w:t>Sơ đồ tư duy – Hệ BPT – Khẩu phần ăn (TTT biên soạn theo SGK)</w:t>
       </w:r>
@@ -35589,9 +35589,9 @@
       </w:pPr>
       <w:r>
         <w:rPr>
-          <w:rFonts w:ascii="Times New Roman" w:hAnsi="Times New Roman" w:eastAsia="Times New Roman"/>
+          <w:rFonts w:ascii="Times New Roman" w:hAnsi="Times New Roman" w:eastAsia="Times New Roman" w:cs="Times New Roman"/>
           <w:b/>
-          <w:sz w:val="26"/>
+          <w:sz w:val="24"/>
         </w:rPr>
         <w:t>PHỤ LỤC: MA TRẬN ĐIỀU CHỈNH DẠY HỌC HOÀ NHẬP</w:t>
       </w:r>
@@ -35603,9 +35603,9 @@
       </w:pPr>
       <w:r>
         <w:rPr>
-          <w:rFonts w:ascii="Times New Roman" w:hAnsi="Times New Roman" w:eastAsia="Times New Roman"/>
+          <w:rFonts w:ascii="Times New Roman" w:hAnsi="Times New Roman" w:eastAsia="Times New Roman" w:cs="Times New Roman"/>
           <w:i/>
-          <w:sz w:val="26"/>
+          <w:sz w:val="24"/>
         </w:rPr>
         <w:t>(Chỉ ghi phần điều chỉnh RIÊNG của từng loại khuyết tật; phần dùng chung đã nằm trong "Thiết kế phổ quát" mục II.3. Khi có HS khuyết tật loại khác, bổ sung một cột.)</w:t>
       </w:r>
@@ -35644,9 +35644,9 @@
             </w:pPr>
             <w:r>
               <w:rPr>
-                <w:rFonts w:ascii="Times New Roman" w:hAnsi="Times New Roman" w:eastAsia="Times New Roman"/>
+                <w:rFonts w:ascii="Times New Roman" w:hAnsi="Times New Roman" w:eastAsia="Times New Roman" w:cs="Times New Roman"/>
                 <w:b/>
-                <w:sz w:val="22"/>
+                <w:sz w:val="24"/>
               </w:rPr>
               <w:t>Hoạt động</w:t>
             </w:r>
@@ -35665,9 +35665,9 @@
             </w:pPr>
             <w:r>
               <w:rPr>
-                <w:rFonts w:ascii="Times New Roman" w:hAnsi="Times New Roman" w:eastAsia="Times New Roman"/>
+                <w:rFonts w:ascii="Times New Roman" w:hAnsi="Times New Roman" w:eastAsia="Times New Roman" w:cs="Times New Roman"/>
                 <w:b/>
-                <w:sz w:val="22"/>
+                <w:sz w:val="24"/>
               </w:rPr>
               <w:t>Khuyết tật nghe – nói (nặng)</w:t>
             </w:r>
@@ -35686,9 +35686,9 @@
             </w:pPr>
             <w:r>
               <w:rPr>
-                <w:rFonts w:ascii="Times New Roman" w:hAnsi="Times New Roman" w:eastAsia="Times New Roman"/>
+                <w:rFonts w:ascii="Times New Roman" w:hAnsi="Times New Roman" w:eastAsia="Times New Roman" w:cs="Times New Roman"/>
                 <w:b/>
-                <w:sz w:val="22"/>
+                <w:sz w:val="24"/>
               </w:rPr>
               <w:t>Khuyết tật máu (nặng)</w:t>
             </w:r>
@@ -35708,8 +35708,8 @@
             </w:pPr>
             <w:r>
               <w:rPr>
-                <w:rFonts w:ascii="Times New Roman" w:hAnsi="Times New Roman" w:eastAsia="Times New Roman"/>
-                <w:sz w:val="22"/>
+                <w:rFonts w:ascii="Times New Roman" w:hAnsi="Times New Roman" w:eastAsia="Times New Roman" w:cs="Times New Roman"/>
+                <w:sz w:val="24"/>
               </w:rPr>
               <w:t>HĐ1</w:t>
             </w:r>
@@ -35727,8 +35727,8 @@
             </w:pPr>
             <w:r>
               <w:rPr>
-                <w:rFonts w:ascii="Times New Roman" w:hAnsi="Times New Roman" w:eastAsia="Times New Roman"/>
-                <w:sz w:val="22"/>
+                <w:rFonts w:ascii="Times New Roman" w:hAnsi="Times New Roman" w:eastAsia="Times New Roman" w:cs="Times New Roman"/>
+                <w:sz w:val="24"/>
               </w:rPr>
               <w:t>Nhiệm vụ STEM và 5 tiêu chí viết đầy đủ trên slide/phiếu; HS ghi dự đoán bằng chữ.</w:t>
             </w:r>
@@ -35746,8 +35746,8 @@
             </w:pPr>
             <w:r>
               <w:rPr>
-                <w:rFonts w:ascii="Times New Roman" w:hAnsi="Times New Roman" w:eastAsia="Times New Roman"/>
-                <w:sz w:val="22"/>
+                <w:rFonts w:ascii="Times New Roman" w:hAnsi="Times New Roman" w:eastAsia="Times New Roman" w:cs="Times New Roman"/>
+                <w:sz w:val="24"/>
               </w:rPr>
               <w:t>Tham gia tại bàn; liên hệ nhu cầu dinh dưỡng của bản thân (theo tư vấn y tế).</w:t>
             </w:r>
@@ -35767,8 +35767,8 @@
             </w:pPr>
             <w:r>
               <w:rPr>
-                <w:rFonts w:ascii="Times New Roman" w:hAnsi="Times New Roman" w:eastAsia="Times New Roman"/>
-                <w:sz w:val="22"/>
+                <w:rFonts w:ascii="Times New Roman" w:hAnsi="Times New Roman" w:eastAsia="Times New Roman" w:cs="Times New Roman"/>
+                <w:sz w:val="24"/>
               </w:rPr>
               <w:t>HĐ2</w:t>
             </w:r>
@@ -35786,8 +35786,8 @@
             </w:pPr>
             <w:r>
               <w:rPr>
-                <w:rFonts w:ascii="Times New Roman" w:hAnsi="Times New Roman" w:eastAsia="Times New Roman"/>
-                <w:sz w:val="22"/>
+                <w:rFonts w:ascii="Times New Roman" w:hAnsi="Times New Roman" w:eastAsia="Times New Roman" w:cs="Times New Roman"/>
+                <w:sz w:val="24"/>
               </w:rPr>
               <w:t>Phiếu hướng dẫn 3 bước vẽ miền nghiệm bằng hình; HS vẽ miền nghiệm, GeoGebra; ví dụ khẩu phần mẫu giải từng bước.</w:t>
             </w:r>
@@ -35805,8 +35805,8 @@
             </w:pPr>
             <w:r>
               <w:rPr>
-                <w:rFonts w:ascii="Times New Roman" w:hAnsi="Times New Roman" w:eastAsia="Times New Roman"/>
-                <w:sz w:val="22"/>
+                <w:rFonts w:ascii="Times New Roman" w:hAnsi="Times New Roman" w:eastAsia="Times New Roman" w:cs="Times New Roman"/>
+                <w:sz w:val="24"/>
               </w:rPr>
               <w:t xml:space="preserve">Hệ trục và miền nghiệm in sẵn; HS tính giá trị </w:t>
             </w:r>
@@ -35817,8 +35817,8 @@
             </m:oMath>
             <w:r>
               <w:rPr>
-                <w:rFonts w:ascii="Times New Roman" w:hAnsi="Times New Roman" w:eastAsia="Times New Roman"/>
-                <w:sz w:val="22"/>
+                <w:rFonts w:ascii="Times New Roman" w:hAnsi="Times New Roman" w:eastAsia="Times New Roman" w:cs="Times New Roman"/>
+                <w:sz w:val="24"/>
               </w:rPr>
               <w:t xml:space="preserve"> tại các đỉnh bằng máy tính cầm tay.</w:t>
             </w:r>
@@ -35838,8 +35838,8 @@
             </w:pPr>
             <w:r>
               <w:rPr>
-                <w:rFonts w:ascii="Times New Roman" w:hAnsi="Times New Roman" w:eastAsia="Times New Roman"/>
-                <w:sz w:val="22"/>
+                <w:rFonts w:ascii="Times New Roman" w:hAnsi="Times New Roman" w:eastAsia="Times New Roman" w:cs="Times New Roman"/>
+                <w:sz w:val="24"/>
               </w:rPr>
               <w:t>HĐ3</w:t>
             </w:r>
@@ -35857,8 +35857,8 @@
             </w:pPr>
             <w:r>
               <w:rPr>
-                <w:rFonts w:ascii="Times New Roman" w:hAnsi="Times New Roman" w:eastAsia="Times New Roman"/>
-                <w:sz w:val="22"/>
+                <w:rFonts w:ascii="Times New Roman" w:hAnsi="Times New Roman" w:eastAsia="Times New Roman" w:cs="Times New Roman"/>
+                <w:sz w:val="24"/>
               </w:rPr>
               <w:t>Giao HS vẽ, trang trí bảng thực đơn và bản thiết kế; trao đổi với nhóm bằng giấy, bảng con.</w:t>
             </w:r>
@@ -35876,8 +35876,8 @@
             </w:pPr>
             <w:r>
               <w:rPr>
-                <w:rFonts w:ascii="Times New Roman" w:hAnsi="Times New Roman" w:eastAsia="Times New Roman"/>
-                <w:sz w:val="22"/>
+                <w:rFonts w:ascii="Times New Roman" w:hAnsi="Times New Roman" w:eastAsia="Times New Roman" w:cs="Times New Roman"/>
+                <w:sz w:val="24"/>
               </w:rPr>
               <w:t>Thiết kế thực đơn phù hợp bệnh lí (hạn chế sắt hoặc bổ sung vi chất theo chỉ định); vai trò tính toán chi phí, dinh dưỡng.</w:t>
             </w:r>
@@ -35897,8 +35897,8 @@
             </w:pPr>
             <w:r>
               <w:rPr>
-                <w:rFonts w:ascii="Times New Roman" w:hAnsi="Times New Roman" w:eastAsia="Times New Roman"/>
-                <w:sz w:val="22"/>
+                <w:rFonts w:ascii="Times New Roman" w:hAnsi="Times New Roman" w:eastAsia="Times New Roman" w:cs="Times New Roman"/>
+                <w:sz w:val="24"/>
               </w:rPr>
               <w:t>HĐ4</w:t>
             </w:r>
@@ -35916,8 +35916,8 @@
             </w:pPr>
             <w:r>
               <w:rPr>
-                <w:rFonts w:ascii="Times New Roman" w:hAnsi="Times New Roman" w:eastAsia="Times New Roman"/>
-                <w:sz w:val="22"/>
+                <w:rFonts w:ascii="Times New Roman" w:hAnsi="Times New Roman" w:eastAsia="Times New Roman" w:cs="Times New Roman"/>
+                <w:sz w:val="24"/>
               </w:rPr>
               <w:t>Phụ trách poster thực đơn, ảnh minh hoạ, bảng tính chi phí; nhóm thống nhất phân công bằng văn bản.</w:t>
             </w:r>
@@ -35935,8 +35935,8 @@
             </w:pPr>
             <w:r>
               <w:rPr>
-                <w:rFonts w:ascii="Times New Roman" w:hAnsi="Times New Roman" w:eastAsia="Times New Roman"/>
-                <w:sz w:val="22"/>
+                <w:rFonts w:ascii="Times New Roman" w:hAnsi="Times New Roman" w:eastAsia="Times New Roman" w:cs="Times New Roman"/>
+                <w:sz w:val="24"/>
               </w:rPr>
               <w:t>Miễn hoàn toàn mua sắm, cân, chế biến dùng dao, bếp; phụ trách bảng tính chi phí – dinh dưỡng, slide báo cáo.</w:t>
             </w:r>
@@ -35956,8 +35956,8 @@
             </w:pPr>
             <w:r>
               <w:rPr>
-                <w:rFonts w:ascii="Times New Roman" w:hAnsi="Times New Roman" w:eastAsia="Times New Roman"/>
-                <w:sz w:val="22"/>
+                <w:rFonts w:ascii="Times New Roman" w:hAnsi="Times New Roman" w:eastAsia="Times New Roman" w:cs="Times New Roman"/>
+                <w:sz w:val="24"/>
               </w:rPr>
               <w:t>HĐ5</w:t>
             </w:r>
@@ -35975,8 +35975,8 @@
             </w:pPr>
             <w:r>
               <w:rPr>
-                <w:rFonts w:ascii="Times New Roman" w:hAnsi="Times New Roman" w:eastAsia="Times New Roman"/>
-                <w:sz w:val="22"/>
+                <w:rFonts w:ascii="Times New Roman" w:hAnsi="Times New Roman" w:eastAsia="Times New Roman" w:cs="Times New Roman"/>
+                <w:sz w:val="24"/>
               </w:rPr>
               <w:t>Miễn thuyết trình bằng lời; trình bày bằng poster, slide có chữ; bạn đọc phần thuyết minh; câu hỏi của lớp viết lên giấy.</w:t>
             </w:r>
@@ -35994,8 +35994,8 @@
             </w:pPr>
             <w:r>
               <w:rPr>
-                <w:rFonts w:ascii="Times New Roman" w:hAnsi="Times New Roman" w:eastAsia="Times New Roman"/>
-                <w:sz w:val="22"/>
+                <w:rFonts w:ascii="Times New Roman" w:hAnsi="Times New Roman" w:eastAsia="Times New Roman" w:cs="Times New Roman"/>
+                <w:sz w:val="24"/>
               </w:rPr>
               <w:t>Trình bày ngắn tại chỗ; được ngồi khi báo cáo.</w:t>
             </w:r>
@@ -36015,8 +36015,8 @@
             </w:pPr>
             <w:r>
               <w:rPr>
-                <w:rFonts w:ascii="Times New Roman" w:hAnsi="Times New Roman" w:eastAsia="Times New Roman"/>
-                <w:sz w:val="22"/>
+                <w:rFonts w:ascii="Times New Roman" w:hAnsi="Times New Roman" w:eastAsia="Times New Roman" w:cs="Times New Roman"/>
+                <w:sz w:val="24"/>
               </w:rPr>
               <w:t>Củng cố</w:t>
             </w:r>
@@ -36034,8 +36034,8 @@
             </w:pPr>
             <w:r>
               <w:rPr>
-                <w:rFonts w:ascii="Times New Roman" w:hAnsi="Times New Roman" w:eastAsia="Times New Roman"/>
-                <w:sz w:val="22"/>
+                <w:rFonts w:ascii="Times New Roman" w:hAnsi="Times New Roman" w:eastAsia="Times New Roman" w:cs="Times New Roman"/>
+                <w:sz w:val="24"/>
               </w:rPr>
               <w:t>Bài trắc nghiệm online: HS làm bình thường trên điện thoại (đề chữ, không âm thanh); GV viết lên bảng thời gian làm bài.</w:t>
             </w:r>
@@ -36053,8 +36053,8 @@
             </w:pPr>
             <w:r>
               <w:rPr>
-                <w:rFonts w:ascii="Times New Roman" w:hAnsi="Times New Roman" w:eastAsia="Times New Roman"/>
-                <w:sz w:val="22"/>
+                <w:rFonts w:ascii="Times New Roman" w:hAnsi="Times New Roman" w:eastAsia="Times New Roman" w:cs="Times New Roman"/>
+                <w:sz w:val="24"/>
               </w:rPr>
               <w:t>Bài trắc nghiệm online: làm tại chỗ, được làm ở nhà nếu mệt hoặc đang điều trị.</w:t>
             </w:r>
@@ -36074,8 +36074,8 @@
             </w:pPr>
             <w:r>
               <w:rPr>
-                <w:rFonts w:ascii="Times New Roman" w:hAnsi="Times New Roman" w:eastAsia="Times New Roman"/>
-                <w:sz w:val="22"/>
+                <w:rFonts w:ascii="Times New Roman" w:hAnsi="Times New Roman" w:eastAsia="Times New Roman" w:cs="Times New Roman"/>
+                <w:sz w:val="24"/>
               </w:rPr>
               <w:t>Đánh giá</w:t>
             </w:r>
@@ -36093,8 +36093,8 @@
             </w:pPr>
             <w:r>
               <w:rPr>
-                <w:rFonts w:ascii="Times New Roman" w:hAnsi="Times New Roman" w:eastAsia="Times New Roman"/>
-                <w:sz w:val="22"/>
+                <w:rFonts w:ascii="Times New Roman" w:hAnsi="Times New Roman" w:eastAsia="Times New Roman" w:cs="Times New Roman"/>
+                <w:sz w:val="24"/>
               </w:rPr>
               <w:t>Miễn hoàn toàn vấn đáp bằng lời; đánh giá qua viết lên bảng (khuyến khích, tuyên dương), vở, phiếu học tập, sản phẩm vẽ, STEM; đề ngắn gọn, tường minh, ưu tiên kí hiệu và hình vẽ; mọi hướng dẫn, đính chính trong giờ kiểm tra được viết lên bảng.</w:t>
             </w:r>
@@ -36112,8 +36112,8 @@
             </w:pPr>
             <w:r>
               <w:rPr>
-                <w:rFonts w:ascii="Times New Roman" w:hAnsi="Times New Roman" w:eastAsia="Times New Roman"/>
-                <w:sz w:val="22"/>
+                <w:rFonts w:ascii="Times New Roman" w:hAnsi="Times New Roman" w:eastAsia="Times New Roman" w:cs="Times New Roman"/>
+                <w:sz w:val="24"/>
               </w:rPr>
               <w:t>Đánh giá linh hoạt qua vở, phiếu ngắn, hỏi đáp tại chỗ (không bắt đứng lên bảng lâu khi đau khớp, mệt); đề vừa sức (Nhận biết – Thông hiểu), thêm 15 – 20 phút nếu mệt, được nghỉ uống nước; kiểm tra bù nếu trùng lịch nhập viện.</w:t>
             </w:r>
@@ -36173,8 +36173,8 @@
         <w:i/>
         <w:iCs/>
         <w:color w:val="404040"/>
-        <w:sz w:val="22"/>
-        <w:szCs w:val="22"/>
+        <w:sz w:val="24"/>
+        <w:szCs w:val="24"/>
       </w:rPr>
       <w:t>GV: TTT</w:t>
     </w:r>
@@ -36185,8 +36185,8 @@
         <w:i/>
         <w:iCs/>
         <w:color w:val="404040"/>
-        <w:sz w:val="22"/>
-        <w:szCs w:val="22"/>
+        <w:sz w:val="24"/>
+        <w:szCs w:val="24"/>
       </w:rPr>
       <w:tab/>
       <w:t xml:space="preserve">Trang </w:t>
@@ -36198,8 +36198,8 @@
         <w:i/>
         <w:iCs/>
         <w:color w:val="404040"/>
-        <w:sz w:val="22"/>
-        <w:szCs w:val="22"/>
+        <w:sz w:val="24"/>
+        <w:szCs w:val="24"/>
       </w:rPr>
       <w:fldChar w:fldCharType="begin"/>
     </w:r>
@@ -36210,8 +36210,8 @@
         <w:i/>
         <w:iCs/>
         <w:color w:val="404040"/>
-        <w:sz w:val="22"/>
-        <w:szCs w:val="22"/>
+        <w:sz w:val="24"/>
+        <w:szCs w:val="24"/>
       </w:rPr>
       <w:instrText xml:space="preserve"> PAGE </w:instrText>
     </w:r>
@@ -36222,8 +36222,8 @@
         <w:i/>
         <w:iCs/>
         <w:color w:val="404040"/>
-        <w:sz w:val="22"/>
-        <w:szCs w:val="22"/>
+        <w:sz w:val="24"/>
+        <w:szCs w:val="24"/>
       </w:rPr>
       <w:fldChar w:fldCharType="separate"/>
     </w:r>
@@ -36234,8 +36234,8 @@
         <w:i/>
         <w:iCs/>
         <w:color w:val="404040"/>
-        <w:sz w:val="22"/>
-        <w:szCs w:val="22"/>
+        <w:sz w:val="24"/>
+        <w:szCs w:val="24"/>
       </w:rPr>
       <w:t>1</w:t>
     </w:r>
@@ -36246,8 +36246,8 @@
         <w:i/>
         <w:iCs/>
         <w:color w:val="404040"/>
-        <w:sz w:val="22"/>
-        <w:szCs w:val="22"/>
+        <w:sz w:val="24"/>
+        <w:szCs w:val="24"/>
       </w:rPr>
       <w:fldChar w:fldCharType="end"/>
     </w:r>
@@ -36303,8 +36303,8 @@
         <w:i/>
         <w:iCs/>
         <w:color w:val="404040"/>
-        <w:sz w:val="22"/>
-        <w:szCs w:val="22"/>
+        <w:sz w:val="24"/>
+        <w:szCs w:val="24"/>
       </w:rPr>
       <w:t>KHBD-TOÁN10</w:t>
     </w:r>
@@ -36315,8 +36315,8 @@
         <w:i/>
         <w:iCs/>
         <w:color w:val="404040"/>
-        <w:sz w:val="22"/>
-        <w:szCs w:val="22"/>
+        <w:sz w:val="24"/>
+        <w:szCs w:val="24"/>
       </w:rPr>
       <w:tab/>
       <w:t>Năm học 2026-2027</w:t>
@@ -36611,10 +36611,10 @@
   <w:docDefaults>
     <w:rPrDefault>
       <w:rPr>
-        <w:rFonts w:ascii="Times New Roman" w:eastAsia="Times New Roman" w:hAnsi="Times New Roman" w:cs="Times New Roman"/>
-        <w:sz w:val="26"/>
-        <w:szCs w:val="26"/>
+        <w:rFonts w:ascii="Times New Roman" w:hAnsi="Times New Roman" w:eastAsia="Times New Roman" w:cs="Times New Roman"/>
         <w:lang w:val="en-GB" w:eastAsia="en-GB" w:bidi="ar-SA"/>
+        <w:sz w:val="24"/>
+        <w:szCs w:val="24"/>
       </w:rPr>
     </w:rPrDefault>
     <w:pPrDefault/>
@@ -37010,8 +37010,8 @@
     </w:pPr>
     <w:rPr>
       <w:color w:val="2E74B5"/>
-      <w:sz w:val="32"/>
-      <w:szCs w:val="32"/>
+      <w:sz w:val="24"/>
+      <w:szCs w:val="24"/>
     </w:rPr>
   </w:style>
   <w:style w:type="paragraph" w:styleId="Heading2">
@@ -37115,8 +37115,8 @@
     <w:uiPriority w:val="10"/>
     <w:qFormat/>
     <w:rPr>
-      <w:sz w:val="56"/>
-      <w:szCs w:val="56"/>
+      <w:sz w:val="24"/>
+      <w:szCs w:val="24"/>
     </w:rPr>
   </w:style>
   <w:style w:type="paragraph" w:customStyle="1" w:styleId="Strong1">
@@ -37156,8 +37156,8 @@
     <w:semiHidden/>
     <w:unhideWhenUsed/>
     <w:rPr>
-      <w:sz w:val="20"/>
-      <w:szCs w:val="20"/>
+      <w:sz w:val="24"/>
+      <w:szCs w:val="24"/>
     </w:rPr>
   </w:style>
   <w:style w:type="character" w:customStyle="1" w:styleId="FootnoteTextChar">
@@ -37167,8 +37167,8 @@
     <w:semiHidden/>
     <w:unhideWhenUsed/>
     <w:rPr>
-      <w:sz w:val="20"/>
-      <w:szCs w:val="20"/>
+      <w:sz w:val="24"/>
+      <w:szCs w:val="24"/>
     </w:rPr>
   </w:style>
   <w:style w:type="character" w:styleId="EndnoteReference">
@@ -37187,8 +37187,8 @@
     <w:semiHidden/>
     <w:unhideWhenUsed/>
     <w:rPr>
-      <w:sz w:val="20"/>
-      <w:szCs w:val="20"/>
+      <w:sz w:val="24"/>
+      <w:szCs w:val="24"/>
     </w:rPr>
   </w:style>
   <w:style w:type="character" w:customStyle="1" w:styleId="EndnoteTextChar">
@@ -37198,8 +37198,8 @@
     <w:semiHidden/>
     <w:unhideWhenUsed/>
     <w:rPr>
-      <w:sz w:val="20"/>
-      <w:szCs w:val="20"/>
+      <w:sz w:val="24"/>
+      <w:szCs w:val="24"/>
     </w:rPr>
   </w:style>
 </w:styles>
